--- a/ISR_Cover_Letter_Contribution_Statement_revised.docx
+++ b/ISR_Cover_Letter_Contribution_Statement_revised.docx
@@ -149,7 +149,7 @@
           <w:sz w:val="22"/>
           <w:szCs w:val="22"/>
         </w:rPr>
-        <w:t xml:space="preserve">A two-stage illustration shows that the indicators can be computed. On synthetic logits, Teff separates from nominal temperature under pressure, and the inverted-U appears only for an attractor built to be sticky and escapable. On SmolLM2-135M-Instruct, the same rule reads next-token log-probabilities. At a nominal T = 0.15, clean Teff is about 0.05 and pressure Teff is about 3, with lock-in to a repeated letter. No accuracy inverted-U appears, because the planted error is either absorbed or too sticky to escape. The operational point is that a dashboard reporting only the decoding parameter misreads the agent’s decision state.</w:t>
+        <w:t xml:space="preserve">A three-stage illustration shows that the indicators can be computed. On synthetic logits, Teff separates from nominal temperature under pressure, and the inverted-U appears only for an attractor built to be sticky and escapable. On SmolLM2-135M-Instruct, the same rule reads next-token log-probabilities: pressure lifts Teff far above a nominal T = 0.15 and the model locks in to a repeated letter, but no accuracy inverted-U appears because the planted error is either absorbed or too sticky to escape. On Qwen2.5-3B-Instruct, which solves the task, an off-path attractor of intermediate strength does produce an inverted-U, with its peak near T = 2 to 2.5, while contamination has no measurable effect. The operational point is that a dashboard reporting only the decoding parameter misreads the agent’s decision state.</w:t>
       </w:r>
     </w:p>
     <w:p>

--- a/ISR_Cover_Letter_Contribution_Statement_revised.docx
+++ b/ISR_Cover_Letter_Contribution_Statement_revised.docx
@@ -149,7 +149,7 @@
           <w:sz w:val="22"/>
           <w:szCs w:val="22"/>
         </w:rPr>
-        <w:t xml:space="preserve">A three-stage illustration shows that the indicators can be computed. On synthetic logits, Teff separates from nominal temperature under pressure, and the inverted-U appears only for an attractor built to be sticky and escapable. On SmolLM2-135M-Instruct, the same rule reads next-token log-probabilities: pressure lifts Teff far above a nominal T = 0.15 and the model locks in to a repeated letter, but no accuracy inverted-U appears because the planted error is either absorbed or too sticky to escape. On Qwen2.5-3B-Instruct, which solves the task, an off-path attractor of intermediate strength does produce an inverted-U, with its peak near T = 2 to 2.5, while contamination has no measurable effect. The operational point is that a dashboard reporting only the decoding parameter misreads the agent’s decision state.</w:t>
+        <w:t xml:space="preserve">A four-stage illustration shows that the indicators can be computed. On synthetic logits, Teff separates from nominal temperature under pressure, and the inverted-U appears only for an attractor built to be sticky and escapable. On SmolLM2-135M-Instruct, the same rule reads next-token log-probabilities: pressure lifts Teff far above a nominal T = 0.15 and the model locks in to a repeated letter, but no accuracy inverted-U appears because the planted error is either absorbed or too sticky to escape. On Qwen2.5-3B-Instruct and 7B-Instruct, which solve the task, an off-path attractor of intermediate strength does produce an inverted-U, with its peak near T = 2 to 2.5, while contamination has no clear effect. The operational point is that a dashboard reporting only the decoding parameter misreads the agent’s decision state.</w:t>
       </w:r>
     </w:p>
     <w:p>

--- a/ISR_Cover_Letter_Contribution_Statement_revised.docx
+++ b/ISR_Cover_Letter_Contribution_Statement_revised.docx
@@ -149,7 +149,7 @@
           <w:sz w:val="22"/>
           <w:szCs w:val="22"/>
         </w:rPr>
-        <w:t xml:space="preserve">A four-stage illustration shows that the indicators can be computed. On synthetic logits, Teff separates from nominal temperature under pressure, and the inverted-U appears only for an attractor built to be sticky and escapable. On SmolLM2-135M-Instruct, the same rule reads next-token log-probabilities: pressure lifts Teff far above a nominal T = 0.15 and the model locks in to a repeated letter, but no accuracy inverted-U appears because the planted error is either absorbed or too sticky to escape. On Qwen2.5-3B-Instruct and 7B-Instruct, which solve the task, an off-path attractor of intermediate strength does produce an inverted-U, with its peak near T = 2 to 2.5, while contamination has no clear effect. The operational point is that a dashboard reporting only the decoding parameter misreads the agent’s decision state.</w:t>
+        <w:t xml:space="preserve">A five-stage illustration shows that the indicators can be computed. On synthetic logits, Teff separates from nominal temperature under pressure, and the inverted-U appears only for an attractor built to be sticky and escapable. On SmolLM2-135M-Instruct, the same rule reads next-token log-probabilities: pressure lifts Teff far above a nominal T = 0.15 and the model locks in to a repeated letter, but no accuracy inverted-U appears because the planted error is either absorbed or too sticky to escape. On Qwen2.5-3B-Instruct and 7B-Instruct, which solve the task, an off-path attractor of intermediate strength does produce an inverted-U, with its peak near T = 2 to 2.5, while contamination has no clear effect. On Llama-3.2-3B-Instruct an inverted-U also appears, but pressure does not raise Teff. The operational point is that a dashboard reporting only the decoding parameter misreads the agent’s decision state.</w:t>
       </w:r>
     </w:p>
     <w:p>
